--- a/dosyalar/performans-proje/10-sinif/arapca-10-sinif-performans-proje.docx
+++ b/dosyalar/performans-proje/10-sinif/arapca-10-sinif-performans-proje.docx
@@ -1975,7 +1975,7 @@
                 <w:szCs w:val="32"/>
                 <w:rtl/>
               </w:rPr>
-              <w:t xml:space="preserve">صِلَةُ الرَّحِمِ</w:t>
+              <w:t xml:space="preserve">صِلَةُ الرَّحِمِ</w:t>
             </w:r>
           </w:p>
           <w:p>
@@ -1993,7 +1993,7 @@
                 <w:szCs w:val="30"/>
                 <w:rtl/>
               </w:rPr>
-              <w:t xml:space="preserve">صِلَةُ الرَّحِمِ مِنْ أَهَمِّ الْقِيَمِ عِنْدَنَا.</w:t>
+              <w:t xml:space="preserve">صِلَةُ الرَّحِمِ مِنْ أَهَمِّ القِيَمِ عِنْدَنَا.</w:t>
             </w:r>
           </w:p>
           <w:p>
@@ -2011,7 +2011,7 @@
                 <w:szCs w:val="30"/>
                 <w:rtl/>
               </w:rPr>
-              <w:t xml:space="preserve">نَزُورُ أَقَارِبَنَا فِي الْأَعْيَادِ.</w:t>
+              <w:t xml:space="preserve">نَزُورُ أَقَارِبَنَا فِي الأَعْيَادِ.</w:t>
             </w:r>
           </w:p>
           <w:p>
@@ -2029,7 +2029,7 @@
                 <w:szCs w:val="30"/>
                 <w:rtl/>
               </w:rPr>
-              <w:t xml:space="preserve">نُسَاعِدُ الْجِيرَانَ وَنَحْتَرِمُ الْكِبَارَ.</w:t>
+              <w:t xml:space="preserve">نُسَاعِدُ الجِيرَانَ وَنَحْتَرِمُ الكِبَارَ.</w:t>
             </w:r>
           </w:p>
           <w:p>
@@ -2047,7 +2047,7 @@
                 <w:szCs w:val="30"/>
                 <w:rtl/>
               </w:rPr>
-              <w:t xml:space="preserve">اَلْكَلِمَةُ الطَّيِّبَةُ صَدَقَةٌ.</w:t>
+              <w:t xml:space="preserve">اَلكَلِمَةُ الطَّيِّبَةُ صَدَقَةٌ.</w:t>
             </w:r>
           </w:p>
           <w:p>
@@ -2065,7 +2065,7 @@
                 <w:szCs w:val="30"/>
                 <w:rtl/>
               </w:rPr>
-              <w:t xml:space="preserve">اَلْأَخْلَاقُ الْحَسَنَةُ تَجْمَعُ الْقُلُوبَ.</w:t>
+              <w:t xml:space="preserve">اَلأَخْلَاقُ الحَسَنَةُ تَجْمَعُ القُلُوبَ.</w:t>
             </w:r>
           </w:p>
           <w:p>
@@ -2083,7 +2083,7 @@
                 <w:szCs w:val="30"/>
                 <w:rtl/>
               </w:rPr>
-              <w:t xml:space="preserve">مَنْ لَا يَشْكُرِ النَّاسَ لَا يَشْكُرِ اللهَ.</w:t>
+              <w:t xml:space="preserve">مَنْ لَا يَشْكُرِ النَّاسَ لَا يَشْكُرِ اللهَ.</w:t>
             </w:r>
           </w:p>
         </w:tc>
@@ -2169,7 +2169,7 @@
                 <w:szCs w:val="30"/>
                 <w:rtl/>
               </w:rPr>
-              <w:t xml:space="preserve">قِيَمٌ   —   صِلَةُ الرَّحِمِ   —   اِحْتِرَامٌ   —   تَوَاضُعٌ   —   كَرَمٌ   —   وَفَاءٌ   —   شُكْرٌ   —   إِحْسَانٌ   —   جَارٌ   —   عِيدٌ</w:t>
+              <w:t xml:space="preserve">قِيَمٌ   —   صِلَةُ الرَّحِمِ   —   اِحْتِرَامٌ   —   تَوَاضُعٌ   —   كَرَمٌ   —   وَفَاءٌ   —   شُكْرٌ   —   إِحْسَانٌ   —   جَارٌ   —   عِيدٌ</w:t>
             </w:r>
           </w:p>
         </w:tc>
@@ -14896,7 +14896,7 @@
                 <w:szCs w:val="30"/>
                 <w:rtl/>
               </w:rPr>
-              <w:t xml:space="preserve">أُحِبُّ السَّفَرَ وَزِيَارَةَ الْمُدُنِ الْجَمِيلَةِ.</w:t>
+              <w:t xml:space="preserve">أُحِبُّ السَّفَرَ وَزِيَارَةَ المُدُنِ الجَمِيلَةِ.</w:t>
             </w:r>
           </w:p>
           <w:p>
@@ -14914,7 +14914,7 @@
                 <w:szCs w:val="30"/>
                 <w:rtl/>
               </w:rPr>
-              <w:t xml:space="preserve">سَافَرْتُ إِلَى إِسْطَنْبُولَ بِالْقِطَارِ.</w:t>
+              <w:t xml:space="preserve">سَافَرْتُ إِلَى إِسْطَنْبُول بِالْقِطَارِ.</w:t>
             </w:r>
           </w:p>
           <w:p>
@@ -14950,7 +14950,7 @@
                 <w:szCs w:val="30"/>
                 <w:rtl/>
               </w:rPr>
-              <w:t xml:space="preserve">نَزَلْتُ فِي فُنْدُقٍ قَرِيبٍ مِنَ الْبَحْرِ.</w:t>
+              <w:t xml:space="preserve">نَزَلْتُ فِي فُنْدُقٍ قَرِيبٍ مِن البَحْرِ.</w:t>
             </w:r>
           </w:p>
           <w:p>
@@ -14968,7 +14968,7 @@
                 <w:szCs w:val="30"/>
                 <w:rtl/>
               </w:rPr>
-              <w:t xml:space="preserve">زُرْتُ الْمَسَاجِدَ وَالْمَتَاحِفَ الْقَدِيمَةَ.</w:t>
+              <w:t xml:space="preserve">زُرْتُ المَسَاجِدَ وَالْمَتَاحِفَ القَدِيمَةَ.</w:t>
             </w:r>
           </w:p>
           <w:p>
@@ -14986,7 +14986,7 @@
                 <w:szCs w:val="30"/>
                 <w:rtl/>
               </w:rPr>
-              <w:t xml:space="preserve">اَلسَّفَرُ يُعَلِّمُ الْإِنْسَانَ أَشْيَاءَ كَثِيرَةً.</w:t>
+              <w:t xml:space="preserve">اَلسَّفَرُ يُعَلِّمُ الإِنْسَانَ أَشْيَاءَ كَثِيرَةً.</w:t>
             </w:r>
           </w:p>
         </w:tc>

--- a/dosyalar/performans-proje/10-sinif/arapca-10-sinif-performans-proje.docx
+++ b/dosyalar/performans-proje/10-sinif/arapca-10-sinif-performans-proje.docx
@@ -1967,7 +1967,7 @@
             </w:pPr>
             <w:r>
               <w:rPr>
-                <w:rFonts w:ascii="Markazi Text" w:cs="Markazi Text" w:eastAsia="Markazi Text" w:hAnsi="Markazi Text"/>
+                <w:rFonts w:ascii="Arakom" w:cs="Arakom" w:eastAsia="Arakom" w:hAnsi="Arakom"/>
                 <w:b/>
                 <w:bCs/>
                 <w:color w:val="111111"/>
@@ -1985,7 +1985,7 @@
             </w:pPr>
             <w:r>
               <w:rPr>
-                <w:rFonts w:ascii="Markazi Text" w:cs="Markazi Text" w:eastAsia="Markazi Text" w:hAnsi="Markazi Text"/>
+                <w:rFonts w:ascii="Arakom" w:cs="Arakom" w:eastAsia="Arakom" w:hAnsi="Arakom"/>
                 <w:b w:val="false"/>
                 <w:bCs w:val="false"/>
                 <w:color w:val="111111"/>
@@ -2003,7 +2003,7 @@
             </w:pPr>
             <w:r>
               <w:rPr>
-                <w:rFonts w:ascii="Markazi Text" w:cs="Markazi Text" w:eastAsia="Markazi Text" w:hAnsi="Markazi Text"/>
+                <w:rFonts w:ascii="Arakom" w:cs="Arakom" w:eastAsia="Arakom" w:hAnsi="Arakom"/>
                 <w:b w:val="false"/>
                 <w:bCs w:val="false"/>
                 <w:color w:val="111111"/>
@@ -2021,7 +2021,7 @@
             </w:pPr>
             <w:r>
               <w:rPr>
-                <w:rFonts w:ascii="Markazi Text" w:cs="Markazi Text" w:eastAsia="Markazi Text" w:hAnsi="Markazi Text"/>
+                <w:rFonts w:ascii="Arakom" w:cs="Arakom" w:eastAsia="Arakom" w:hAnsi="Arakom"/>
                 <w:b w:val="false"/>
                 <w:bCs w:val="false"/>
                 <w:color w:val="111111"/>
@@ -2039,7 +2039,7 @@
             </w:pPr>
             <w:r>
               <w:rPr>
-                <w:rFonts w:ascii="Markazi Text" w:cs="Markazi Text" w:eastAsia="Markazi Text" w:hAnsi="Markazi Text"/>
+                <w:rFonts w:ascii="Arakom" w:cs="Arakom" w:eastAsia="Arakom" w:hAnsi="Arakom"/>
                 <w:b w:val="false"/>
                 <w:bCs w:val="false"/>
                 <w:color w:val="111111"/>
@@ -2057,7 +2057,7 @@
             </w:pPr>
             <w:r>
               <w:rPr>
-                <w:rFonts w:ascii="Markazi Text" w:cs="Markazi Text" w:eastAsia="Markazi Text" w:hAnsi="Markazi Text"/>
+                <w:rFonts w:ascii="Arakom" w:cs="Arakom" w:eastAsia="Arakom" w:hAnsi="Arakom"/>
                 <w:b w:val="false"/>
                 <w:bCs w:val="false"/>
                 <w:color w:val="111111"/>
@@ -2075,7 +2075,7 @@
             </w:pPr>
             <w:r>
               <w:rPr>
-                <w:rFonts w:ascii="Markazi Text" w:cs="Markazi Text" w:eastAsia="Markazi Text" w:hAnsi="Markazi Text"/>
+                <w:rFonts w:ascii="Arakom" w:cs="Arakom" w:eastAsia="Arakom" w:hAnsi="Arakom"/>
                 <w:b w:val="false"/>
                 <w:bCs w:val="false"/>
                 <w:color w:val="111111"/>
@@ -2161,7 +2161,7 @@
             </w:pPr>
             <w:r>
               <w:rPr>
-                <w:rFonts w:ascii="Markazi Text" w:cs="Markazi Text" w:eastAsia="Markazi Text" w:hAnsi="Markazi Text"/>
+                <w:rFonts w:ascii="Arakom" w:cs="Arakom" w:eastAsia="Arakom" w:hAnsi="Arakom"/>
                 <w:b w:val="false"/>
                 <w:bCs w:val="false"/>
                 <w:color w:val="111111"/>
@@ -14870,7 +14870,7 @@
             </w:pPr>
             <w:r>
               <w:rPr>
-                <w:rFonts w:ascii="Markazi Text" w:cs="Markazi Text" w:eastAsia="Markazi Text" w:hAnsi="Markazi Text"/>
+                <w:rFonts w:ascii="Arakom" w:cs="Arakom" w:eastAsia="Arakom" w:hAnsi="Arakom"/>
                 <w:b/>
                 <w:bCs/>
                 <w:color w:val="111111"/>
@@ -14888,7 +14888,7 @@
             </w:pPr>
             <w:r>
               <w:rPr>
-                <w:rFonts w:ascii="Markazi Text" w:cs="Markazi Text" w:eastAsia="Markazi Text" w:hAnsi="Markazi Text"/>
+                <w:rFonts w:ascii="Arakom" w:cs="Arakom" w:eastAsia="Arakom" w:hAnsi="Arakom"/>
                 <w:b w:val="false"/>
                 <w:bCs w:val="false"/>
                 <w:color w:val="111111"/>
@@ -14906,7 +14906,7 @@
             </w:pPr>
             <w:r>
               <w:rPr>
-                <w:rFonts w:ascii="Markazi Text" w:cs="Markazi Text" w:eastAsia="Markazi Text" w:hAnsi="Markazi Text"/>
+                <w:rFonts w:ascii="Arakom" w:cs="Arakom" w:eastAsia="Arakom" w:hAnsi="Arakom"/>
                 <w:b w:val="false"/>
                 <w:bCs w:val="false"/>
                 <w:color w:val="111111"/>
@@ -14924,7 +14924,7 @@
             </w:pPr>
             <w:r>
               <w:rPr>
-                <w:rFonts w:ascii="Markazi Text" w:cs="Markazi Text" w:eastAsia="Markazi Text" w:hAnsi="Markazi Text"/>
+                <w:rFonts w:ascii="Arakom" w:cs="Arakom" w:eastAsia="Arakom" w:hAnsi="Arakom"/>
                 <w:b w:val="false"/>
                 <w:bCs w:val="false"/>
                 <w:color w:val="111111"/>
@@ -14942,7 +14942,7 @@
             </w:pPr>
             <w:r>
               <w:rPr>
-                <w:rFonts w:ascii="Markazi Text" w:cs="Markazi Text" w:eastAsia="Markazi Text" w:hAnsi="Markazi Text"/>
+                <w:rFonts w:ascii="Arakom" w:cs="Arakom" w:eastAsia="Arakom" w:hAnsi="Arakom"/>
                 <w:b w:val="false"/>
                 <w:bCs w:val="false"/>
                 <w:color w:val="111111"/>
@@ -14960,7 +14960,7 @@
             </w:pPr>
             <w:r>
               <w:rPr>
-                <w:rFonts w:ascii="Markazi Text" w:cs="Markazi Text" w:eastAsia="Markazi Text" w:hAnsi="Markazi Text"/>
+                <w:rFonts w:ascii="Arakom" w:cs="Arakom" w:eastAsia="Arakom" w:hAnsi="Arakom"/>
                 <w:b w:val="false"/>
                 <w:bCs w:val="false"/>
                 <w:color w:val="111111"/>
@@ -14978,7 +14978,7 @@
             </w:pPr>
             <w:r>
               <w:rPr>
-                <w:rFonts w:ascii="Markazi Text" w:cs="Markazi Text" w:eastAsia="Markazi Text" w:hAnsi="Markazi Text"/>
+                <w:rFonts w:ascii="Arakom" w:cs="Arakom" w:eastAsia="Arakom" w:hAnsi="Arakom"/>
                 <w:b w:val="false"/>
                 <w:bCs w:val="false"/>
                 <w:color w:val="111111"/>
@@ -15064,7 +15064,7 @@
             </w:pPr>
             <w:r>
               <w:rPr>
-                <w:rFonts w:ascii="Markazi Text" w:cs="Markazi Text" w:eastAsia="Markazi Text" w:hAnsi="Markazi Text"/>
+                <w:rFonts w:ascii="Arakom" w:cs="Arakom" w:eastAsia="Arakom" w:hAnsi="Arakom"/>
                 <w:b w:val="false"/>
                 <w:bCs w:val="false"/>
                 <w:color w:val="111111"/>

--- a/dosyalar/performans-proje/10-sinif/arapca-10-sinif-performans-proje.docx
+++ b/dosyalar/performans-proje/10-sinif/arapca-10-sinif-performans-proje.docx
@@ -667,7 +667,7 @@
                 <w:sz w:val="19"/>
                 <w:szCs w:val="19"/>
               </w:rPr>
-              <w:t xml:space="preserve">2025 Arapça Dersi Öğretim Programı (Türkiye Yüzyılı Maarif Modeli)</w:t>
+              <w:t xml:space="preserve">Arapça Dersi Öğretim Programı (Türkiye Yüzyılı Maarif Modeli)</w:t>
             </w:r>
           </w:p>
         </w:tc>
@@ -13570,7 +13570,7 @@
                 <w:sz w:val="19"/>
                 <w:szCs w:val="19"/>
               </w:rPr>
-              <w:t xml:space="preserve">2025 Arapça Dersi Öğretim Programı (Türkiye Yüzyılı Maarif Modeli)</w:t>
+              <w:t xml:space="preserve">Arapça Dersi Öğretim Programı (Türkiye Yüzyılı Maarif Modeli)</w:t>
             </w:r>
           </w:p>
         </w:tc>
